--- a/DashboardAdmin/DOC/doki.docx
+++ b/DashboardAdmin/DOC/doki.docx
@@ -2,6 +2,39 @@
 <file path=word/document.xml><?xml version="1.0" encoding="utf-8"?>
 <w:document xmlns:wpc="http://schemas.microsoft.com/office/word/2010/wordprocessingCanvas" xmlns:mc="http://schemas.openxmlformats.org/markup-compatibility/2006" xmlns:o="urn:schemas-microsoft-com:office:office" xmlns:r="http://schemas.openxmlformats.org/officeDocument/2006/relationships" xmlns:m="http://schemas.openxmlformats.org/officeDocument/2006/math" xmlns:v="urn:schemas-microsoft-com:vml" xmlns:wp="http://schemas.openxmlformats.org/drawingml/2006/wordprocessingDrawing" xmlns:w="http://schemas.openxmlformats.org/wordprocessingml/2006/main" xmlns:wpg="http://schemas.microsoft.com/office/word/2010/wordprocessingGroup" xmlns:wpi="http://schemas.microsoft.com/office/word/2010/wordprocessingInk" xmlns:a="http://schemas.openxmlformats.org/drawingml/2006/main" xmlns:wne="http://schemas.microsoft.com/office/word/2006/wordml" xmlns:wps="http://schemas.microsoft.com/office/word/2010/wordprocessingShape" xmlns:w10="urn:schemas-microsoft-com:office:word" xmlns:wp14="http://schemas.microsoft.com/office/word/2010/wordprocessingDrawing" xmlns:w14="http://schemas.microsoft.com/office/word/2010/wordml" xmlns:w15="http://schemas.microsoft.com/office/word/2012/wordml" xmlns:w16cex="http://schemas.microsoft.com/office/word/2018/wordml/cex" xmlns:w16cid="http://schemas.microsoft.com/office/word/2016/wordml/cid" xmlns:w16="http://schemas.microsoft.com/office/word/2018/wordml" xmlns:w16sdtdh="http://schemas.microsoft.com/office/word/2020/wordml/sdtdatahash" xmlns:w16se="http://schemas.microsoft.com/office/word/2015/wordml/symex" mc:Ignorable="w14 w15 w16se w16cid w16 w16cex w16sdtdh wp14">
   <w:body>
+    <w:p>
+      <w:pPr>
+        <w:pBdr/>
+        <w:spacing/>
+        <w:ind/>
+        <w:rPr>
+          <w:highlight w:val="none"/>
+        </w:rPr>
+      </w:pPr>
+      <w:r>
+        <w:rPr>
+          <w:highlight w:val="none"/>
+        </w:rPr>
+      </w:r>
+      <w:r>
+        <w:t xml:space="preserve">Уровень: Лёгкий</w:t>
+      </w:r>
+      <w:r>
+        <w:rPr>
+          <w:highlight w:val="none"/>
+        </w:rPr>
+      </w:r>
+      <w:r>
+        <w:rPr>
+          <w:highlight w:val="none"/>
+        </w:rPr>
+      </w:r>
+      <w:r>
+        <w:rPr>
+          <w:highlight w:val="none"/>
+        </w:rPr>
+      </w:r>
+    </w:p>
     <w:p>
       <w:pPr>
         <w:pBdr/>
@@ -82,6 +115,101 @@
         </mc:AlternateContent>
       </w:r>
       <w:r/>
+      <w:r/>
+    </w:p>
+    <w:p>
+      <w:pPr>
+        <w:pBdr/>
+        <w:spacing/>
+        <w:ind/>
+        <w:rPr>
+          <w:highlight w:val="none"/>
+        </w:rPr>
+      </w:pPr>
+      <w:r>
+        <w:rPr>
+          <w:highlight w:val="none"/>
+        </w:rPr>
+      </w:r>
+      <w:r>
+        <mc:AlternateContent>
+          <mc:Choice Requires="wpg">
+            <w:drawing>
+              <wp:inline xmlns:wp="http://schemas.openxmlformats.org/drawingml/2006/wordprocessingDrawing" distT="0" distB="0" distL="0" distR="0">
+                <wp:extent cx="5940425" cy="3036767"/>
+                <wp:effectExtent l="0" t="0" r="0" b="0"/>
+                <wp:docPr id="2" name=""/>
+                <wp:cNvGraphicFramePr>
+                  <a:graphicFrameLocks xmlns:a="http://schemas.openxmlformats.org/drawingml/2006/main" noChangeAspect="1"/>
+                </wp:cNvGraphicFramePr>
+                <a:graphic xmlns:a="http://schemas.openxmlformats.org/drawingml/2006/main">
+                  <a:graphicData uri="http://schemas.openxmlformats.org/drawingml/2006/picture">
+                    <pic:pic xmlns:pic="http://schemas.openxmlformats.org/drawingml/2006/picture">
+                      <pic:nvPicPr>
+                        <pic:cNvPr id="976255704" name=""/>
+                        <pic:cNvPicPr>
+                          <a:picLocks noChangeAspect="1"/>
+                        </pic:cNvPicPr>
+                        <pic:nvPr/>
+                      </pic:nvPicPr>
+                      <pic:blipFill rotWithShape="1">
+                        <a:blip r:embed="rId9"/>
+                        <a:stretch/>
+                      </pic:blipFill>
+                      <pic:spPr bwMode="auto">
+                        <a:xfrm>
+                          <a:off x="0" y="0"/>
+                          <a:ext cx="5940424" cy="3036767"/>
+                        </a:xfrm>
+                        <a:prstGeom prst="rect">
+                          <a:avLst/>
+                        </a:prstGeom>
+                      </pic:spPr>
+                    </pic:pic>
+                  </a:graphicData>
+                </a:graphic>
+              </wp:inline>
+            </w:drawing>
+          </mc:Choice>
+          <mc:Fallback>
+            <w:pict>
+              <v:shapetype id="_x0000_t75" coordsize="21600,21600" o:spt="75" o:preferrelative="t" path="m@4@5l@4@11@9@11@9@5xe" filled="f" stroked="f">
+                <v:stroke joinstyle="miter"/>
+                <v:formulas>
+                  <v:f eqn="if lineDrawn pixelLineWidth 0"/>
+                  <v:f eqn="sum @0 1 0"/>
+                  <v:f eqn="sum 0 0 @1"/>
+                  <v:f eqn="prod @2 1 2"/>
+                  <v:f eqn="prod @3 21600 pixelWidth"/>
+                  <v:f eqn="prod @3 21600 pixelHeight"/>
+                  <v:f eqn="sum @0 0 1"/>
+                  <v:f eqn="prod @6 1 2"/>
+                  <v:f eqn="prod @7 21600 pixelWidth"/>
+                  <v:f eqn="sum @8 21600 0"/>
+                  <v:f eqn="prod @7 21600 pixelHeight"/>
+                  <v:f eqn="sum @10 21600 0"/>
+                </v:formulas>
+                <v:path o:extrusionok="f" gradientshapeok="t" o:connecttype="rect"/>
+                <o:lock v:ext="edit" aspectratio="t"/>
+              </v:shapetype>
+              <v:shape id="_x0000_i1" o:spid="_x0000_s1" type="#_x0000_t75" style="width:467.75pt;height:239.12pt;mso-wrap-distance-left:0.00pt;mso-wrap-distance-top:0.00pt;mso-wrap-distance-right:0.00pt;mso-wrap-distance-bottom:0.00pt;z-index:1;" stroked="false">
+                <v:imagedata r:id="rId9" o:title=""/>
+                <o:lock v:ext="edit" rotation="t"/>
+              </v:shape>
+            </w:pict>
+          </mc:Fallback>
+        </mc:AlternateContent>
+      </w:r>
+      <w:r>
+        <w:rPr>
+          <w:highlight w:val="none"/>
+        </w:rPr>
+      </w:r>
+      <w:r>
+        <w:rPr>
+          <w:highlight w:val="none"/>
+        </w:rPr>
+      </w:r>
       <w:r/>
     </w:p>
     <w:p>

--- a/DashboardAdmin/DOC/doki.docx
+++ b/DashboardAdmin/DOC/doki.docx
@@ -219,6 +219,232 @@
         <w:ind/>
         <w:rPr/>
       </w:pPr>
+      <w:r>
+        <w:rPr>
+          <w:highlight w:val="none"/>
+        </w:rPr>
+      </w:r>
+      <w:r>
+        <w:rPr>
+          <w:highlight w:val="none"/>
+        </w:rPr>
+      </w:r>
+      <w:r>
+        <w:t xml:space="preserve">Уровень: Средний</w:t>
+      </w:r>
+      <w:r>
+        <w:rPr>
+          <w:highlight w:val="none"/>
+        </w:rPr>
+      </w:r>
+      <w:r>
+        <w:rPr>
+          <w:highlight w:val="none"/>
+        </w:rPr>
+      </w:r>
+    </w:p>
+    <w:p>
+      <w:pPr>
+        <w:pBdr/>
+        <w:spacing/>
+        <w:ind/>
+        <w:rPr>
+          <w:highlight w:val="none"/>
+        </w:rPr>
+      </w:pPr>
+      <w:r>
+        <w:rPr>
+          <w:highlight w:val="none"/>
+        </w:rPr>
+      </w:r>
+      <w:r>
+        <w:rPr>
+          <w:highlight w:val="none"/>
+        </w:rPr>
+      </w:r>
+      <w:r>
+        <w:rPr>
+          <w:highlight w:val="none"/>
+        </w:rPr>
+      </w:r>
+    </w:p>
+    <w:p>
+      <w:pPr>
+        <w:pBdr/>
+        <w:spacing/>
+        <w:ind/>
+        <w:rPr>
+          <w:highlight w:val="none"/>
+        </w:rPr>
+      </w:pPr>
+      <w:r>
+        <w:rPr>
+          <w:highlight w:val="none"/>
+        </w:rPr>
+      </w:r>
+      <w:r>
+        <w:rPr>
+          <w:highlight w:val="none"/>
+        </w:rPr>
+      </w:r>
+      <w:r>
+        <mc:AlternateContent>
+          <mc:Choice Requires="wpg">
+            <w:drawing>
+              <wp:inline xmlns:wp="http://schemas.openxmlformats.org/drawingml/2006/wordprocessingDrawing" distT="0" distB="0" distL="0" distR="0">
+                <wp:extent cx="5940425" cy="3251241"/>
+                <wp:effectExtent l="0" t="0" r="0" b="0"/>
+                <wp:docPr id="3" name=""/>
+                <wp:cNvGraphicFramePr>
+                  <a:graphicFrameLocks xmlns:a="http://schemas.openxmlformats.org/drawingml/2006/main" noChangeAspect="1"/>
+                </wp:cNvGraphicFramePr>
+                <a:graphic xmlns:a="http://schemas.openxmlformats.org/drawingml/2006/main">
+                  <a:graphicData uri="http://schemas.openxmlformats.org/drawingml/2006/picture">
+                    <pic:pic xmlns:pic="http://schemas.openxmlformats.org/drawingml/2006/picture">
+                      <pic:nvPicPr>
+                        <pic:cNvPr id="1577062197" name=""/>
+                        <pic:cNvPicPr>
+                          <a:picLocks noChangeAspect="1"/>
+                        </pic:cNvPicPr>
+                        <pic:nvPr/>
+                      </pic:nvPicPr>
+                      <pic:blipFill rotWithShape="1">
+                        <a:blip r:embed="rId10"/>
+                        <a:stretch/>
+                      </pic:blipFill>
+                      <pic:spPr bwMode="auto">
+                        <a:xfrm>
+                          <a:off x="0" y="0"/>
+                          <a:ext cx="5940424" cy="3251241"/>
+                        </a:xfrm>
+                        <a:prstGeom prst="rect">
+                          <a:avLst/>
+                        </a:prstGeom>
+                      </pic:spPr>
+                    </pic:pic>
+                  </a:graphicData>
+                </a:graphic>
+              </wp:inline>
+            </w:drawing>
+          </mc:Choice>
+          <mc:Fallback>
+            <w:pict>
+              <v:shapetype id="_x0000_t75" coordsize="21600,21600" o:spt="75" o:preferrelative="t" path="m@4@5l@4@11@9@11@9@5xe" filled="f" stroked="f">
+                <v:stroke joinstyle="miter"/>
+                <v:formulas>
+                  <v:f eqn="if lineDrawn pixelLineWidth 0"/>
+                  <v:f eqn="sum @0 1 0"/>
+                  <v:f eqn="sum 0 0 @1"/>
+                  <v:f eqn="prod @2 1 2"/>
+                  <v:f eqn="prod @3 21600 pixelWidth"/>
+                  <v:f eqn="prod @3 21600 pixelHeight"/>
+                  <v:f eqn="sum @0 0 1"/>
+                  <v:f eqn="prod @6 1 2"/>
+                  <v:f eqn="prod @7 21600 pixelWidth"/>
+                  <v:f eqn="sum @8 21600 0"/>
+                  <v:f eqn="prod @7 21600 pixelHeight"/>
+                  <v:f eqn="sum @10 21600 0"/>
+                </v:formulas>
+                <v:path o:extrusionok="f" gradientshapeok="t" o:connecttype="rect"/>
+                <o:lock v:ext="edit" aspectratio="t"/>
+              </v:shapetype>
+              <v:shape id="_x0000_i2" o:spid="_x0000_s2" type="#_x0000_t75" style="width:467.75pt;height:256.00pt;mso-wrap-distance-left:0.00pt;mso-wrap-distance-top:0.00pt;mso-wrap-distance-right:0.00pt;mso-wrap-distance-bottom:0.00pt;z-index:1;" stroked="false">
+                <v:imagedata r:id="rId10" o:title=""/>
+                <o:lock v:ext="edit" rotation="t"/>
+              </v:shape>
+            </w:pict>
+          </mc:Fallback>
+        </mc:AlternateContent>
+      </w:r>
+      <w:r>
+        <w:rPr>
+          <w:highlight w:val="none"/>
+        </w:rPr>
+      </w:r>
+    </w:p>
+    <w:p>
+      <w:pPr>
+        <w:pBdr/>
+        <w:spacing/>
+        <w:ind/>
+        <w:rPr>
+          <w:highlight w:val="none"/>
+        </w:rPr>
+      </w:pPr>
+      <w:r>
+        <w:rPr>
+          <w:highlight w:val="none"/>
+        </w:rPr>
+      </w:r>
+      <w:r>
+        <mc:AlternateContent>
+          <mc:Choice Requires="wpg">
+            <w:drawing>
+              <wp:inline xmlns:wp="http://schemas.openxmlformats.org/drawingml/2006/wordprocessingDrawing" distT="0" distB="0" distL="0" distR="0">
+                <wp:extent cx="5940425" cy="2963992"/>
+                <wp:effectExtent l="0" t="0" r="0" b="0"/>
+                <wp:docPr id="4" name=""/>
+                <wp:cNvGraphicFramePr>
+                  <a:graphicFrameLocks xmlns:a="http://schemas.openxmlformats.org/drawingml/2006/main" noChangeAspect="1"/>
+                </wp:cNvGraphicFramePr>
+                <a:graphic xmlns:a="http://schemas.openxmlformats.org/drawingml/2006/main">
+                  <a:graphicData uri="http://schemas.openxmlformats.org/drawingml/2006/picture">
+                    <pic:pic xmlns:pic="http://schemas.openxmlformats.org/drawingml/2006/picture">
+                      <pic:nvPicPr>
+                        <pic:cNvPr id="2098467015" name=""/>
+                        <pic:cNvPicPr>
+                          <a:picLocks noChangeAspect="1"/>
+                        </pic:cNvPicPr>
+                        <pic:nvPr/>
+                      </pic:nvPicPr>
+                      <pic:blipFill rotWithShape="1">
+                        <a:blip r:embed="rId11"/>
+                        <a:stretch/>
+                      </pic:blipFill>
+                      <pic:spPr bwMode="auto">
+                        <a:xfrm>
+                          <a:off x="0" y="0"/>
+                          <a:ext cx="5940424" cy="2963991"/>
+                        </a:xfrm>
+                        <a:prstGeom prst="rect">
+                          <a:avLst/>
+                        </a:prstGeom>
+                      </pic:spPr>
+                    </pic:pic>
+                  </a:graphicData>
+                </a:graphic>
+              </wp:inline>
+            </w:drawing>
+          </mc:Choice>
+          <mc:Fallback>
+            <w:pict>
+              <v:shapetype id="_x0000_t75" coordsize="21600,21600" o:spt="75" o:preferrelative="t" path="m@4@5l@4@11@9@11@9@5xe" filled="f" stroked="f">
+                <v:stroke joinstyle="miter"/>
+                <v:formulas>
+                  <v:f eqn="if lineDrawn pixelLineWidth 0"/>
+                  <v:f eqn="sum @0 1 0"/>
+                  <v:f eqn="sum 0 0 @1"/>
+                  <v:f eqn="prod @2 1 2"/>
+                  <v:f eqn="prod @3 21600 pixelWidth"/>
+                  <v:f eqn="prod @3 21600 pixelHeight"/>
+                  <v:f eqn="sum @0 0 1"/>
+                  <v:f eqn="prod @6 1 2"/>
+                  <v:f eqn="prod @7 21600 pixelWidth"/>
+                  <v:f eqn="sum @8 21600 0"/>
+                  <v:f eqn="prod @7 21600 pixelHeight"/>
+                  <v:f eqn="sum @10 21600 0"/>
+                </v:formulas>
+                <v:path o:extrusionok="f" gradientshapeok="t" o:connecttype="rect"/>
+                <o:lock v:ext="edit" aspectratio="t"/>
+              </v:shapetype>
+              <v:shape id="_x0000_i3" o:spid="_x0000_s3" type="#_x0000_t75" style="width:467.75pt;height:233.39pt;mso-wrap-distance-left:0.00pt;mso-wrap-distance-top:0.00pt;mso-wrap-distance-right:0.00pt;mso-wrap-distance-bottom:0.00pt;z-index:1;" stroked="false">
+                <v:imagedata r:id="rId11" o:title=""/>
+                <o:lock v:ext="edit" rotation="t"/>
+              </v:shape>
+            </w:pict>
+          </mc:Fallback>
+        </mc:AlternateContent>
+      </w:r>
       <w:r>
         <w:rPr>
           <w:highlight w:val="none"/>

--- a/DashboardAdmin/DOC/doki.docx
+++ b/DashboardAdmin/DOC/doki.docx
@@ -439,6 +439,328 @@
               </v:shapetype>
               <v:shape id="_x0000_i3" o:spid="_x0000_s3" type="#_x0000_t75" style="width:467.75pt;height:233.39pt;mso-wrap-distance-left:0.00pt;mso-wrap-distance-top:0.00pt;mso-wrap-distance-right:0.00pt;mso-wrap-distance-bottom:0.00pt;z-index:1;" stroked="false">
                 <v:imagedata r:id="rId11" o:title=""/>
+                <o:lock v:ext="edit" rotation="t"/>
+              </v:shape>
+            </w:pict>
+          </mc:Fallback>
+        </mc:AlternateContent>
+      </w:r>
+      <w:r>
+        <w:rPr>
+          <w:highlight w:val="none"/>
+        </w:rPr>
+      </w:r>
+    </w:p>
+    <w:p>
+      <w:pPr>
+        <w:pBdr/>
+        <w:spacing/>
+        <w:ind/>
+        <w:rPr>
+          <w:highlight w:val="none"/>
+        </w:rPr>
+      </w:pPr>
+      <w:r>
+        <w:rPr>
+          <w:highlight w:val="none"/>
+        </w:rPr>
+      </w:r>
+      <w:r>
+        <w:t xml:space="preserve">Уровень: Сложный</w:t>
+      </w:r>
+      <w:r>
+        <w:rPr>
+          <w:highlight w:val="none"/>
+        </w:rPr>
+      </w:r>
+      <w:r>
+        <w:rPr>
+          <w:highlight w:val="none"/>
+        </w:rPr>
+      </w:r>
+    </w:p>
+    <w:p>
+      <w:pPr>
+        <w:pBdr/>
+        <w:spacing/>
+        <w:ind/>
+        <w:rPr>
+          <w:highlight w:val="none"/>
+        </w:rPr>
+      </w:pPr>
+      <w:r>
+        <w:rPr>
+          <w:highlight w:val="none"/>
+        </w:rPr>
+      </w:r>
+      <w:r>
+        <mc:AlternateContent>
+          <mc:Choice Requires="wpg">
+            <w:drawing>
+              <wp:inline xmlns:wp="http://schemas.openxmlformats.org/drawingml/2006/wordprocessingDrawing" distT="0" distB="0" distL="0" distR="0">
+                <wp:extent cx="5940425" cy="3211883"/>
+                <wp:effectExtent l="0" t="0" r="0" b="0"/>
+                <wp:docPr id="5" name=""/>
+                <wp:cNvGraphicFramePr>
+                  <a:graphicFrameLocks xmlns:a="http://schemas.openxmlformats.org/drawingml/2006/main" noChangeAspect="1"/>
+                </wp:cNvGraphicFramePr>
+                <a:graphic xmlns:a="http://schemas.openxmlformats.org/drawingml/2006/main">
+                  <a:graphicData uri="http://schemas.openxmlformats.org/drawingml/2006/picture">
+                    <pic:pic xmlns:pic="http://schemas.openxmlformats.org/drawingml/2006/picture">
+                      <pic:nvPicPr>
+                        <pic:cNvPr id="1722452854" name=""/>
+                        <pic:cNvPicPr>
+                          <a:picLocks noChangeAspect="1"/>
+                        </pic:cNvPicPr>
+                        <pic:nvPr/>
+                      </pic:nvPicPr>
+                      <pic:blipFill rotWithShape="1">
+                        <a:blip r:embed="rId12"/>
+                        <a:stretch/>
+                      </pic:blipFill>
+                      <pic:spPr bwMode="auto">
+                        <a:xfrm>
+                          <a:off x="0" y="0"/>
+                          <a:ext cx="5940424" cy="3211883"/>
+                        </a:xfrm>
+                        <a:prstGeom prst="rect">
+                          <a:avLst/>
+                        </a:prstGeom>
+                      </pic:spPr>
+                    </pic:pic>
+                  </a:graphicData>
+                </a:graphic>
+              </wp:inline>
+            </w:drawing>
+          </mc:Choice>
+          <mc:Fallback>
+            <w:pict>
+              <v:shapetype id="_x0000_t75" coordsize="21600,21600" o:spt="75" o:preferrelative="t" path="m@4@5l@4@11@9@11@9@5xe" filled="f" stroked="f">
+                <v:stroke joinstyle="miter"/>
+                <v:formulas>
+                  <v:f eqn="if lineDrawn pixelLineWidth 0"/>
+                  <v:f eqn="sum @0 1 0"/>
+                  <v:f eqn="sum 0 0 @1"/>
+                  <v:f eqn="prod @2 1 2"/>
+                  <v:f eqn="prod @3 21600 pixelWidth"/>
+                  <v:f eqn="prod @3 21600 pixelHeight"/>
+                  <v:f eqn="sum @0 0 1"/>
+                  <v:f eqn="prod @6 1 2"/>
+                  <v:f eqn="prod @7 21600 pixelWidth"/>
+                  <v:f eqn="sum @8 21600 0"/>
+                  <v:f eqn="prod @7 21600 pixelHeight"/>
+                  <v:f eqn="sum @10 21600 0"/>
+                </v:formulas>
+                <v:path o:extrusionok="f" gradientshapeok="t" o:connecttype="rect"/>
+                <o:lock v:ext="edit" aspectratio="t"/>
+              </v:shapetype>
+              <v:shape id="_x0000_i4" o:spid="_x0000_s4" type="#_x0000_t75" style="width:467.75pt;height:252.90pt;mso-wrap-distance-left:0.00pt;mso-wrap-distance-top:0.00pt;mso-wrap-distance-right:0.00pt;mso-wrap-distance-bottom:0.00pt;z-index:1;" stroked="false">
+                <v:imagedata r:id="rId12" o:title=""/>
+                <o:lock v:ext="edit" rotation="t"/>
+              </v:shape>
+            </w:pict>
+          </mc:Fallback>
+        </mc:AlternateContent>
+      </w:r>
+      <w:r>
+        <w:rPr>
+          <w:highlight w:val="none"/>
+        </w:rPr>
+      </w:r>
+      <w:r>
+        <w:rPr>
+          <w:highlight w:val="none"/>
+        </w:rPr>
+      </w:r>
+      <w:r>
+        <w:rPr>
+          <w:highlight w:val="none"/>
+        </w:rPr>
+      </w:r>
+      <w:r>
+        <w:rPr>
+          <w:highlight w:val="none"/>
+        </w:rPr>
+      </w:r>
+    </w:p>
+    <w:p>
+      <w:pPr>
+        <w:pBdr/>
+        <w:spacing/>
+        <w:ind/>
+        <w:rPr>
+          <w:highlight w:val="none"/>
+        </w:rPr>
+      </w:pPr>
+      <w:r>
+        <w:rPr>
+          <w:highlight w:val="none"/>
+        </w:rPr>
+      </w:r>
+      <w:r/>
+      <w:r>
+        <mc:AlternateContent>
+          <mc:Choice Requires="wpg">
+            <w:drawing>
+              <wp:inline xmlns:wp="http://schemas.openxmlformats.org/drawingml/2006/wordprocessingDrawing" distT="0" distB="0" distL="0" distR="0">
+                <wp:extent cx="5940425" cy="2917284"/>
+                <wp:effectExtent l="0" t="0" r="0" b="0"/>
+                <wp:docPr id="6" name=""/>
+                <wp:cNvGraphicFramePr>
+                  <a:graphicFrameLocks xmlns:a="http://schemas.openxmlformats.org/drawingml/2006/main" noChangeAspect="1"/>
+                </wp:cNvGraphicFramePr>
+                <a:graphic xmlns:a="http://schemas.openxmlformats.org/drawingml/2006/main">
+                  <a:graphicData uri="http://schemas.openxmlformats.org/drawingml/2006/picture">
+                    <pic:pic xmlns:pic="http://schemas.openxmlformats.org/drawingml/2006/picture">
+                      <pic:nvPicPr>
+                        <pic:cNvPr id="111945063" name=""/>
+                        <pic:cNvPicPr>
+                          <a:picLocks noChangeAspect="1"/>
+                        </pic:cNvPicPr>
+                        <pic:nvPr/>
+                      </pic:nvPicPr>
+                      <pic:blipFill rotWithShape="1">
+                        <a:blip r:embed="rId13"/>
+                        <a:stretch/>
+                      </pic:blipFill>
+                      <pic:spPr bwMode="auto">
+                        <a:xfrm>
+                          <a:off x="0" y="0"/>
+                          <a:ext cx="5940424" cy="2917284"/>
+                        </a:xfrm>
+                        <a:prstGeom prst="rect">
+                          <a:avLst/>
+                        </a:prstGeom>
+                      </pic:spPr>
+                    </pic:pic>
+                  </a:graphicData>
+                </a:graphic>
+              </wp:inline>
+            </w:drawing>
+          </mc:Choice>
+          <mc:Fallback>
+            <w:pict>
+              <v:shapetype id="_x0000_t75" coordsize="21600,21600" o:spt="75" o:preferrelative="t" path="m@4@5l@4@11@9@11@9@5xe" filled="f" stroked="f">
+                <v:stroke joinstyle="miter"/>
+                <v:formulas>
+                  <v:f eqn="if lineDrawn pixelLineWidth 0"/>
+                  <v:f eqn="sum @0 1 0"/>
+                  <v:f eqn="sum 0 0 @1"/>
+                  <v:f eqn="prod @2 1 2"/>
+                  <v:f eqn="prod @3 21600 pixelWidth"/>
+                  <v:f eqn="prod @3 21600 pixelHeight"/>
+                  <v:f eqn="sum @0 0 1"/>
+                  <v:f eqn="prod @6 1 2"/>
+                  <v:f eqn="prod @7 21600 pixelWidth"/>
+                  <v:f eqn="sum @8 21600 0"/>
+                  <v:f eqn="prod @7 21600 pixelHeight"/>
+                  <v:f eqn="sum @10 21600 0"/>
+                </v:formulas>
+                <v:path o:extrusionok="f" gradientshapeok="t" o:connecttype="rect"/>
+                <o:lock v:ext="edit" aspectratio="t"/>
+              </v:shapetype>
+              <v:shape id="_x0000_i5" o:spid="_x0000_s5" type="#_x0000_t75" style="width:467.75pt;height:229.71pt;mso-wrap-distance-left:0.00pt;mso-wrap-distance-top:0.00pt;mso-wrap-distance-right:0.00pt;mso-wrap-distance-bottom:0.00pt;z-index:1;" stroked="false">
+                <v:imagedata r:id="rId13" o:title=""/>
+                <o:lock v:ext="edit" rotation="t"/>
+              </v:shape>
+            </w:pict>
+          </mc:Fallback>
+        </mc:AlternateContent>
+      </w:r>
+      <w:r/>
+      <w:r>
+        <w:rPr>
+          <w:highlight w:val="none"/>
+        </w:rPr>
+      </w:r>
+      <w:r>
+        <w:rPr>
+          <w:highlight w:val="none"/>
+        </w:rPr>
+      </w:r>
+      <w:r>
+        <w:rPr>
+          <w:highlight w:val="none"/>
+        </w:rPr>
+      </w:r>
+    </w:p>
+    <w:p>
+      <w:pPr>
+        <w:pBdr/>
+        <w:spacing/>
+        <w:ind/>
+        <w:rPr>
+          <w:highlight w:val="none"/>
+        </w:rPr>
+      </w:pPr>
+      <w:r>
+        <w:rPr>
+          <w:highlight w:val="none"/>
+        </w:rPr>
+      </w:r>
+      <w:r>
+        <mc:AlternateContent>
+          <mc:Choice Requires="wpg">
+            <w:drawing>
+              <wp:inline xmlns:wp="http://schemas.openxmlformats.org/drawingml/2006/wordprocessingDrawing" distT="0" distB="0" distL="0" distR="0">
+                <wp:extent cx="5940425" cy="3057206"/>
+                <wp:effectExtent l="0" t="0" r="0" b="0"/>
+                <wp:docPr id="7" name=""/>
+                <wp:cNvGraphicFramePr>
+                  <a:graphicFrameLocks xmlns:a="http://schemas.openxmlformats.org/drawingml/2006/main" noChangeAspect="1"/>
+                </wp:cNvGraphicFramePr>
+                <a:graphic xmlns:a="http://schemas.openxmlformats.org/drawingml/2006/main">
+                  <a:graphicData uri="http://schemas.openxmlformats.org/drawingml/2006/picture">
+                    <pic:pic xmlns:pic="http://schemas.openxmlformats.org/drawingml/2006/picture">
+                      <pic:nvPicPr>
+                        <pic:cNvPr id="1306246210" name=""/>
+                        <pic:cNvPicPr>
+                          <a:picLocks noChangeAspect="1"/>
+                        </pic:cNvPicPr>
+                        <pic:nvPr/>
+                      </pic:nvPicPr>
+                      <pic:blipFill rotWithShape="1">
+                        <a:blip r:embed="rId14"/>
+                        <a:stretch/>
+                      </pic:blipFill>
+                      <pic:spPr bwMode="auto">
+                        <a:xfrm>
+                          <a:off x="0" y="0"/>
+                          <a:ext cx="5940424" cy="3057206"/>
+                        </a:xfrm>
+                        <a:prstGeom prst="rect">
+                          <a:avLst/>
+                        </a:prstGeom>
+                      </pic:spPr>
+                    </pic:pic>
+                  </a:graphicData>
+                </a:graphic>
+              </wp:inline>
+            </w:drawing>
+          </mc:Choice>
+          <mc:Fallback>
+            <w:pict>
+              <v:shapetype id="_x0000_t75" coordsize="21600,21600" o:spt="75" o:preferrelative="t" path="m@4@5l@4@11@9@11@9@5xe" filled="f" stroked="f">
+                <v:stroke joinstyle="miter"/>
+                <v:formulas>
+                  <v:f eqn="if lineDrawn pixelLineWidth 0"/>
+                  <v:f eqn="sum @0 1 0"/>
+                  <v:f eqn="sum 0 0 @1"/>
+                  <v:f eqn="prod @2 1 2"/>
+                  <v:f eqn="prod @3 21600 pixelWidth"/>
+                  <v:f eqn="prod @3 21600 pixelHeight"/>
+                  <v:f eqn="sum @0 0 1"/>
+                  <v:f eqn="prod @6 1 2"/>
+                  <v:f eqn="prod @7 21600 pixelWidth"/>
+                  <v:f eqn="sum @8 21600 0"/>
+                  <v:f eqn="prod @7 21600 pixelHeight"/>
+                  <v:f eqn="sum @10 21600 0"/>
+                </v:formulas>
+                <v:path o:extrusionok="f" gradientshapeok="t" o:connecttype="rect"/>
+                <o:lock v:ext="edit" aspectratio="t"/>
+              </v:shapetype>
+              <v:shape id="_x0000_i6" o:spid="_x0000_s6" type="#_x0000_t75" style="width:467.75pt;height:240.72pt;mso-wrap-distance-left:0.00pt;mso-wrap-distance-top:0.00pt;mso-wrap-distance-right:0.00pt;mso-wrap-distance-bottom:0.00pt;z-index:1;" stroked="false">
+                <v:imagedata r:id="rId14" o:title=""/>
                 <o:lock v:ext="edit" rotation="t"/>
               </v:shape>
             </w:pict>
